--- a/zaini_case_audit_output/outputs/word/documents/075_مذكرة التماس الحاقية في 8-8-1445 ـ على الحكم النهائي ـ دائرة الاستئناف الثانية ض.docx
+++ b/zaini_case_audit_output/outputs/word/documents/075_مذكرة التماس الحاقية في 8-8-1445 ـ على الحكم النهائي ـ دائرة الاستئناف الثانية ض.docx
@@ -53,6 +53,20 @@
         <w:t>[مخرج آلي / Script Output - سماوي]  [مخرج آلي يحتاج مراجعة بشرية - وردي]</w:t>
       </w:r>
     </w:p>
+    <w:p>
+      <w:pPr>
+        <w:jc w:val="right"/>
+        <w:bidi/>
+      </w:pPr>
+      <w:r>
+        <w:rPr>
+          <w:b w:val="0"/>
+          <w:i/>
+          <w:color w:val="C00000"/>
+        </w:rPr>
+        <w:t>[نص ممسوح OCR صُحِّح ترتيبه آلياً — قد يحتوي أخطاء طفيفة]</w:t>
+      </w:r>
+    </w:p>
     <w:p/>
     <w:p>
       <w:pPr>
@@ -64,7 +78,7 @@
           <w:b w:val="0"/>
           <w:i w:val="0"/>
         </w:rPr>
-        <w:t>[ملاحظة المعالجة: مذكرة التماس إلحاقية في 8-8-1445هـ على الحكم النهائي، دائرة الاستئناف الثانية، ضد الشيخ أسامة زيني، القضية 42824717. ملف PDF حجمه نحو 315 كيلوبايت. النص المستخرج بالكامل بترميز عربي معكوس ومشوش (مقلوب ترتيب الكلمات والحروف) ويتعذر إعادة بنائه بدقة. فيما يلي نسخة طبق الأصل من النص المستخرج كما ورد من أداة القراءة:]</w:t>
+        <w:t>[:ةءارقلا ةادأ نم درو امك جرختسملا صنلا نم لصألا قبط ةخسن يلي اميف .ةقدب هئانب ةداعإ رذعتيو (فورحلاو تاملكلا بيترت بولقم) شوشمو سوكعم يبرع زيمرتب لماكلاب جرختسملا صنلا .تيابوليك 315 وحن همجح PDF فلم 42824717. ةيضقلا ،ينيز ةماسأ خيشلا دض ،ةيناثلا فانئتسالا ةرئاد ،يئاهنلا مكحلا ىلع ـه8-8-1445 يف ةيقاحلإ سامتلا ةركذم :ةجلاعملا ةظحالم]</w:t>
       </w:r>
     </w:p>
     <w:p>

--- a/zaini_case_audit_output/outputs/word/documents/075_مذكرة التماس الحاقية في 8-8-1445 ـ على الحكم النهائي ـ دائرة الاستئناف الثانية ض.docx
+++ b/zaini_case_audit_output/outputs/word/documents/075_مذكرة التماس الحاقية في 8-8-1445 ـ على الحكم النهائي ـ دائرة الاستئناف الثانية ض.docx
@@ -70,14 +70,13 @@
     <w:p/>
     <w:p>
       <w:pPr>
+        <w:pStyle w:val="Heading2"/>
         <w:jc w:val="right"/>
         <w:bidi/>
       </w:pPr>
       <w:r>
-        <w:rPr>
-          <w:b w:val="0"/>
-          <w:i w:val="0"/>
-        </w:rPr>
+        <w:t>[نص الضبط / الحكم — المتن الفعلي] ===</w:t>
+        <w:br/>
         <w:t>[:ةءارقلا ةادأ نم درو امك جرختسملا صنلا نم لصألا قبط ةخسن يلي اميف .ةقدب هئانب ةداعإ رذعتيو (فورحلاو تاملكلا بيترت بولقم) شوشمو سوكعم يبرع زيمرتب لماكلاب جرختسملا صنلا .تيابوليك 315 وحن همجح PDF فلم 42824717. ةيضقلا ،ينيز ةماسأ خيشلا دض ،ةيناثلا فانئتسالا ةرئاد ،يئاهنلا مكحلا ىلع ـه8-8-1445 يف ةيقاحلإ سامتلا ةركذم :ةجلاعملا ةظحالم]</w:t>
       </w:r>
     </w:p>

--- a/zaini_case_audit_output/outputs/word/documents/075_مذكرة التماس الحاقية في 8-8-1445 ـ على الحكم النهائي ـ دائرة الاستئناف الثانية ض.docx
+++ b/zaini_case_audit_output/outputs/word/documents/075_مذكرة التماس الحاقية في 8-8-1445 ـ على الحكم النهائي ـ دائرة الاستئناف الثانية ض.docx
@@ -75,9 +75,27 @@
         <w:bidi/>
       </w:pPr>
       <w:r>
+        <w:t>صفحة 1</w:t>
+      </w:r>
+    </w:p>
+    <w:p>
+      <w:pPr>
+        <w:pStyle w:val="Heading2"/>
+        <w:jc w:val="right"/>
+        <w:bidi/>
+      </w:pPr>
+      <w:r>
         <w:t>[نص الضبط / الحكم — المتن الفعلي] ===</w:t>
         <w:br/>
-        <w:t>[:ةءارقلا ةادأ نم درو امك جرختسملا صنلا نم لصألا قبط ةخسن يلي اميف .ةقدب هئانب ةداعإ رذعتيو (فورحلاو تاملكلا بيترت بولقم) شوشمو سوكعم يبرع زيمرتب لماكلاب جرختسملا صنلا .تيابوليك 315 وحن همجح PDF فلم 42824717. ةيضقلا ،ينيز ةماسأ خيشلا دض ،ةيناثلا فانئتسالا ةرئاد ،يئاهنلا مكحلا ىلع ـه8-8-1445 يف ةيقاحلإ سامتلا ةركذم :ةجلاعملا ةظحالم]</w:t>
+        <w:t>السلام عليكم ورحمه الله وبركاته»: وبعد</w:t>
+        <w:br/>
+        <w:t>الموضوع/ مذكرة إلحاقية بشأن التماس إعادة نظر على الحكم الصادر من دائرة الاستئناف</w:t>
+        <w:br/>
+        <w:t>الثانية بالمحكمة التجارية بجدة بموجب الصك رقم( 4530241622) بتاريخ 1445/03/13ه</w:t>
+        <w:br/>
+        <w:t>والمقدم من الملتمس/أسامة زيني ضد الملتمس ضدهم وهما شقيقه عدنان ووالدته عاتقة</w:t>
+        <w:br/>
+        <w:t>إشارة لموضوع الدعوى والحكم الصادر فيها والمذكور أعلاه ودواعي الالتماس» ومرفقاته ودلالتهاء</w:t>
       </w:r>
     </w:p>
     <w:p>
@@ -90,7 +108,7 @@
           <w:b w:val="0"/>
           <w:i w:val="0"/>
         </w:rPr>
-        <w:t>الموضوع: مذكرة إلحاقية على الحكم النهائي رقم (4530241622) وتاريخ 13/03/1445هـ الصادر عن دائرة الاستئناف الثانية بالمحكمة التجارية بجدة، المقدمة من الملتمس/ أسامة، ضد المستلمَس ضدهم عاتقة (الوالدة) وعدنان (الشقيق) وآخرون، بشأن التماس إعادة النظر في صك الحكم.</w:t>
+        <w:t>ونوجزها في الآتي:</w:t>
       </w:r>
     </w:p>
     <w:p>
@@ -103,7 +121,7 @@
           <w:b w:val="0"/>
           <w:i w:val="0"/>
         </w:rPr>
-        <w:t>ملخص دعوى المدعين (عدنان ووالدته عاتقة وآخرون): الادعاء ببيع المورث/ أحمد بن عباس زيني حصصه في شركة "أحمد زيني وأولاده التجارية" بنسبة 90% بثمن بخس (نحو 120 مليون ريال) مقابل قيمتها الحقيقية، والطعن في عقد البيع المؤرخ 20/09/1431هـ بدعوى التزوير تارة، وبدعوى الغبن وفقدان الأهلية تارة أخرى، والاستناد إلى تقريري مكتب أبو غزالة اللذين قدّرا قيمة الشركة بمبالغ مختلفة (نحو 79,924,901 ريال ونحو 68 مليون / 368,757,931).</w:t>
+        <w:t>أولاً: حقيقة الدعوى والدفوع الجوهرية فيها:</w:t>
       </w:r>
     </w:p>
     <w:p>
@@ -116,7 +134,19 @@
           <w:b w:val="0"/>
           <w:i w:val="0"/>
         </w:rPr>
-        <w:t>دفوع الملتمس (أسامة): أولا - أن العقد ثابت ومحرر بخط المورث وتوقيعه أمام كتابة العدل، وأن المورث حضر بنفسه لكتابة العدل بتاريخ 09/.../1431هـ وحرر وكالات بنفسه مما يؤكد سلامة أهليته وقت العقد. ثانيا - أن صك إثبات الوصية الصادر عن المحكمة بجدة عام 1434هـ أثبت أهلية المورث وسلامتها. ثالثا - أن التقييم لا يُعتد به وأن الفرق بين القيمة الدفترية والقيمة لا يبلغ حد الغبن المبطِل، وأن النصوص (المادة 47، المادة 69، المادة 78) تشترط أن لا يبطل العقد بمجرد الغبن إلا في مال محجور/ ناقص الأهلية. رابعا - أن المسألة سبق الفصل فيها بحكم قضائي بات وأن الإجازة والإقرار سقطا بحق الطعن (المادة 185)، وأن المدعي (عدنان) تنازل عن حصته بموجب عقد جراختل/ صلح موثق. خامسا - الاستناد إلى أقوال الشهود الموقعين على عقد البيع واستعدادهم للمثول أمام المحكمة لنفي شبهة التزوير.</w:t>
+        <w:t>الدعوى أقيمت بطلب إثبات الغبن في شراء حصة المورث بزعم أن الثمن غير عادل؛ وهذا إقرار من</w:t>
+      </w:r>
+    </w:p>
+    <w:p>
+      <w:pPr>
+        <w:pStyle w:val="Heading2"/>
+        <w:jc w:val="right"/>
+        <w:bidi/>
+      </w:pPr>
+      <w:r>
+        <w:t>[بيانات الأطراف: المدعي / المدعى عليه / الحاضرون] ===</w:t>
+        <w:br/>
+        <w:t>المدعين بأن هناك ثمن!</w:t>
       </w:r>
     </w:p>
     <w:p>
@@ -129,7 +159,994 @@
           <w:b w:val="0"/>
           <w:i w:val="0"/>
         </w:rPr>
-        <w:t>[النص الأصلي المستخرج وارد بترميز معكوس ومتداخل، تعذر تفريغه حرفيا بصورة مقروءة؛ أعلاه تلخيص لمضمونه القابل للاستخلاص. تكرر في رأس الصفحات العنوان "أحمد بن عباس زيني / أسامة بن أحمد بن عباس زيني".]</w:t>
+        <w:t>ملخص دفاع المدعى عليه (الملتمس) قائم على أمرين:</w:t>
+      </w:r>
+    </w:p>
+    <w:p>
+      <w:pPr>
+        <w:pStyle w:val="Heading2"/>
+        <w:jc w:val="right"/>
+        <w:bidi/>
+      </w:pPr>
+      <w:r>
+        <w:t>[نص الضبط / الحكم — المتن الفعلي] ===</w:t>
+        <w:br/>
+        <w:t>الأمر الأول: أن هناك عقد بيع بثمن 120 مليون محرر عام 1431ه وموقع من المورث نفسه</w:t>
+      </w:r>
+    </w:p>
+    <w:p>
+      <w:pPr>
+        <w:jc w:val="right"/>
+        <w:bidi/>
+      </w:pPr>
+      <w:r>
+        <w:rPr>
+          <w:b w:val="0"/>
+          <w:i w:val="0"/>
+        </w:rPr>
+        <w:t>وبحضور شهود موقعين على العقدء وأن الثمن الوارد في العقد سدد بحسب بنوده من خلال ثلاثة</w:t>
+      </w:r>
+    </w:p>
+    <w:p>
+      <w:pPr>
+        <w:jc w:val="right"/>
+        <w:bidi/>
+      </w:pPr>
+      <w:r>
+        <w:rPr>
+          <w:b w:val="0"/>
+          <w:i w:val="0"/>
+        </w:rPr>
+        <w:t>أجزاء (88 مليون خصمها المورث في خينه كمستحقات في ذمته لصالح المشتري وهي مقابل أجر</w:t>
+        <w:br/>
+        <w:t>نويلم -12 ةرادإلا لامعأ نع ةأفاكمو اماع نوثالث :ةدمل ثروملا تاكرش عيمجل يرتشملا ةرادإ</w:t>
+        <w:br/>
+        <w:t>يتحملها المشتري وموزعة على عشر سنوات عن طريق التزامه بجميع نفقات معيشة المورث ولوازم</w:t>
+      </w:r>
+    </w:p>
+    <w:p>
+      <w:pPr>
+        <w:jc w:val="right"/>
+        <w:bidi/>
+      </w:pPr>
+      <w:r>
+        <w:rPr>
+          <w:b w:val="0"/>
+          <w:i w:val="0"/>
+        </w:rPr>
+        <w:t>.(تاونس رشع ةدمل طاسقأ ىلع ثروملل يرتشملا اهددسي نويلم -20 ةرسآلا</w:t>
+      </w:r>
+    </w:p>
+    <w:p>
+      <w:pPr>
+        <w:jc w:val="right"/>
+        <w:bidi/>
+      </w:pPr>
+      <w:r>
+        <w:rPr>
+          <w:b w:val="0"/>
+          <w:i w:val="0"/>
+        </w:rPr>
+        <w:t>الأمر الثاني: أن مبلغ 120 مليون هو القيمة العادلة لثمن الحصصء بل هو في الحقيقة يزيد عن</w:t>
+      </w:r>
+    </w:p>
+    <w:p>
+      <w:pPr>
+        <w:jc w:val="right"/>
+        <w:bidi/>
+      </w:pPr>
+      <w:r>
+        <w:rPr>
+          <w:b w:val="0"/>
+          <w:i w:val="0"/>
+        </w:rPr>
+        <w:t>القيمة» سيما وأن الشركة بالأساس تأسست على أثر نتاج تخارج مجموعة شركات المورث مع</w:t>
+      </w:r>
+    </w:p>
+    <w:p>
+      <w:pPr>
+        <w:jc w:val="right"/>
+        <w:bidi/>
+      </w:pPr>
+      <w:r>
+        <w:rPr>
+          <w:b w:val="0"/>
+          <w:i w:val="0"/>
+        </w:rPr>
+        <w:t>شريكة آبارء ومجموعها 11 شركة سبق تقييمها عام 1427ه » ونصيب المورث في مجموع هذه</w:t>
+      </w:r>
+    </w:p>
+    <w:p>
+      <w:pPr>
+        <w:jc w:val="right"/>
+        <w:bidi/>
+      </w:pPr>
+      <w:r>
+        <w:rPr>
+          <w:b w:val="0"/>
+          <w:i w:val="0"/>
+        </w:rPr>
+        <w:t>الشركات تحول إلى شركة أحمد زيني وأولاده» وشركة أحمد زيني التجارية» بما لا يتجاوز 140</w:t>
+      </w:r>
+    </w:p>
+    <w:p>
+      <w:pPr>
+        <w:jc w:val="right"/>
+        <w:bidi/>
+      </w:pPr>
+      <w:r>
+        <w:rPr>
+          <w:b w:val="0"/>
+          <w:i w:val="0"/>
+        </w:rPr>
+        <w:t>مليون. 1</w:t>
+      </w:r>
+    </w:p>
+    <w:p>
+      <w:pPr>
+        <w:pStyle w:val="Heading2"/>
+        <w:jc w:val="right"/>
+        <w:bidi/>
+      </w:pPr>
+      <w:r>
+        <w:t>[بيانات الأطراف: المدعي / المدعى عليه / الحاضرون] ===</w:t>
+        <w:br/>
+        <w:t>ملخص دفوع المدعين: قائم على أمرين:</w:t>
+      </w:r>
+    </w:p>
+    <w:p>
+      <w:pPr>
+        <w:pStyle w:val="Heading2"/>
+        <w:jc w:val="right"/>
+        <w:bidi/>
+      </w:pPr>
+      <w:r>
+        <w:t>[نص الضبط / الحكم — المتن الفعلي] ===</w:t>
+        <w:br/>
+        <w:t>الأمر الأول: اتخاذهم من تقرير أبو غزالة المقدم في دعوى أخرى قرينة على أن تقييم حصص</w:t>
+      </w:r>
+    </w:p>
+    <w:p>
+      <w:pPr>
+        <w:jc w:val="right"/>
+        <w:bidi/>
+      </w:pPr>
+      <w:r>
+        <w:rPr>
+          <w:b w:val="0"/>
+          <w:i w:val="0"/>
+        </w:rPr>
+        <w:t>المورث في الشركة محل الدعوى هو 335مليؤن.</w:t>
+      </w:r>
+    </w:p>
+    <w:p>
+      <w:pPr>
+        <w:jc w:val="right"/>
+        <w:bidi/>
+      </w:pPr>
+      <w:r>
+        <w:rPr>
+          <w:b w:val="0"/>
+          <w:i w:val="0"/>
+        </w:rPr>
+        <w:t>الأمر الثاني: الطعن بالتزوير على عقد البيع بنفي توقيع مورثهم على العقد والزعم بأن المدعى عليه</w:t>
+      </w:r>
+    </w:p>
+    <w:p>
+      <w:pPr>
+        <w:jc w:val="right"/>
+        <w:bidi/>
+      </w:pPr>
+      <w:r>
+        <w:rPr>
+          <w:b w:val="0"/>
+          <w:i w:val="0"/>
+        </w:rPr>
+        <w:t>هو من وقع بدلا من المورث مستغلا وكالته عن المورث» وان المورث في زمن العقد كان فاقد</w:t>
+      </w:r>
+    </w:p>
+    <w:p>
+      <w:pPr>
+        <w:jc w:val="right"/>
+        <w:bidi/>
+      </w:pPr>
+      <w:r>
+        <w:rPr>
+          <w:b w:val="0"/>
+          <w:i w:val="0"/>
+        </w:rPr>
+        <w:t>.ةيلهألا</w:t>
+      </w:r>
+    </w:p>
+    <w:p>
+      <w:pPr>
+        <w:jc w:val="right"/>
+        <w:bidi/>
+      </w:pPr>
+      <w:r>
+        <w:rPr>
+          <w:b w:val="0"/>
+          <w:i w:val="0"/>
+        </w:rPr>
+        <w:t>ثانياًء مضمون الحكم محل الالتماس وتسبيباته:</w:t>
+      </w:r>
+    </w:p>
+    <w:p>
+      <w:pPr>
+        <w:jc w:val="right"/>
+        <w:bidi/>
+      </w:pPr>
+      <w:r>
+        <w:rPr>
+          <w:b w:val="0"/>
+          <w:i w:val="0"/>
+        </w:rPr>
+        <w:t>إن حكم الدرجة الأولى وحكم الاستئناف محل الالتماس أسس تقديره للثمن العادل على تقرير أبو</w:t>
+      </w:r>
+    </w:p>
+    <w:p>
+      <w:pPr>
+        <w:jc w:val="right"/>
+        <w:bidi/>
+      </w:pPr>
+      <w:r>
+        <w:rPr>
+          <w:b w:val="0"/>
+          <w:i w:val="0"/>
+        </w:rPr>
+        <w:t>غزالة» ولم يعترفا بعقد البيع وتراجعا على استكمال إجراءات الطعن بالتزوير -رغم تقديم الملتمس</w:t>
+      </w:r>
+    </w:p>
+    <w:p>
+      <w:pPr>
+        <w:jc w:val="right"/>
+        <w:bidi/>
+      </w:pPr>
+      <w:r>
+        <w:rPr>
+          <w:b w:val="0"/>
+          <w:i w:val="0"/>
+        </w:rPr>
+        <w:t>أصل العقدء وأورد الحكمان في تسبيبهما مجرد قرائن وملخصها ما يلي:</w:t>
+      </w:r>
+    </w:p>
+    <w:p>
+      <w:pPr>
+        <w:jc w:val="right"/>
+        <w:bidi/>
+      </w:pPr>
+      <w:r>
+        <w:rPr>
+          <w:b w:val="0"/>
+          <w:i w:val="0"/>
+        </w:rPr>
+        <w:t>1- أن القرائن احتفت بأن المورث لم يوقع أصالة على عقد البيع وتعديل عقد التأسيس وأن الموقع</w:t>
+        <w:br/>
+        <w:t>على ذلك كيل عنه (المدعى عليه) كما أن القرائن احتفت بأن المورث وقت البيع كان فاقد</w:t>
+        <w:br/>
+        <w:t>.كردم ريغو ةيلهألا</w:t>
+      </w:r>
+    </w:p>
+    <w:p>
+      <w:pPr>
+        <w:jc w:val="right"/>
+        <w:bidi/>
+      </w:pPr>
+      <w:r>
+        <w:rPr>
+          <w:b w:val="0"/>
+          <w:i w:val="0"/>
+        </w:rPr>
+        <w:t>2- أن ادعاء المدعى عليه(الملتمس) بأن قيمة شراء الحصص ذفعت بطريق سداد مديونيات عن</w:t>
+      </w:r>
+    </w:p>
+    <w:p>
+      <w:pPr>
+        <w:pStyle w:val="Heading2"/>
+        <w:jc w:val="right"/>
+        <w:bidi/>
+      </w:pPr>
+      <w:r>
+        <w:t>[بيانات الأطراف: المدعي / المدعى عليه / الحاضرون] ===</w:t>
+        <w:br/>
+        <w:t>والده أو تكليفات منها الصرف عليه؛ لم يقدم المدعى عليه ما يثبتها.</w:t>
+      </w:r>
+    </w:p>
+    <w:p>
+      <w:pPr>
+        <w:pStyle w:val="Heading2"/>
+        <w:jc w:val="right"/>
+        <w:bidi/>
+      </w:pPr>
+      <w:r>
+        <w:t>صفحة 2</w:t>
+      </w:r>
+    </w:p>
+    <w:p>
+      <w:pPr>
+        <w:pStyle w:val="Heading2"/>
+        <w:jc w:val="right"/>
+        <w:bidi/>
+      </w:pPr>
+      <w:r>
+        <w:t>[نص الضبط / الحكم — المتن الفعلي] ===</w:t>
+        <w:br/>
+        <w:t>3- أن طلب المدعى عليه(الكتابة للبنك المركزي والبنوك ذات العلاقة لأجل تقديم الدليل على</w:t>
+        <w:br/>
+        <w:t>السداد لقيمة الحمصصء فإن من ادعى شيء فعليه تقديم ما يثبته.</w:t>
+      </w:r>
+    </w:p>
+    <w:p>
+      <w:pPr>
+        <w:pStyle w:val="Heading2"/>
+        <w:jc w:val="right"/>
+        <w:bidi/>
+      </w:pPr>
+      <w:r>
+        <w:t>[بيانات الأطراف: المدعي / المدعى عليه / الحاضرون] ===</w:t>
+        <w:br/>
+        <w:t>4- أن المدعى عليه لم يقدم تقييمات أخرى للشركة.</w:t>
+      </w:r>
+    </w:p>
+    <w:p>
+      <w:pPr>
+        <w:pStyle w:val="Heading2"/>
+        <w:jc w:val="right"/>
+        <w:bidi/>
+      </w:pPr>
+      <w:r>
+        <w:t>[نص الضبط / الحكم — المتن الفعلي] ===</w:t>
+        <w:br/>
+        <w:t>5- أن دفع المدعى عليه(الملتمس) بأن تقرير أبو غزالة المستأنس به تضمن تقييم الشركة بمبلغ</w:t>
+        <w:br/>
+        <w:t>1 ربررباإل كما هو ثابت في تقريره المبدئيء لا يعتد به لأن التقرير النهائي تضمن أن</w:t>
+        <w:br/>
+        <w:t>لاني الو لاير 757.931,368 وه تازواجتلا رثأل ةفاضإلاب ةيرتفدلا ءاكرشلا قوقح يلامجإ</w:t>
+        <w:br/>
+        <w:t>مييقتلا نيب قرفلا يف رظنلل ةلازغ وبأ ءاعدتسا نع يرادإلا ءاضقلا ةمكحم عجارت كلذ نم</w:t>
+      </w:r>
+    </w:p>
+    <w:p>
+      <w:pPr>
+        <w:jc w:val="right"/>
+        <w:bidi/>
+      </w:pPr>
+      <w:r>
+        <w:rPr>
+          <w:b w:val="0"/>
+          <w:i w:val="0"/>
+        </w:rPr>
+        <w:t>.يئاهنلاو يئدبملا</w:t>
+      </w:r>
+    </w:p>
+    <w:p>
+      <w:pPr>
+        <w:jc w:val="right"/>
+        <w:bidi/>
+      </w:pPr>
+      <w:r>
+        <w:rPr>
+          <w:b w:val="0"/>
+          <w:i w:val="0"/>
+        </w:rPr>
+        <w:t>ثالثً: إشكالات الحكم الملتمس والأدلة المقدمة في الالتماس والتي من شأنها تغيير وجه الحق في</w:t>
+      </w:r>
+    </w:p>
+    <w:p>
+      <w:pPr>
+        <w:jc w:val="right"/>
+        <w:bidi/>
+      </w:pPr>
+      <w:r>
+        <w:rPr>
+          <w:b w:val="0"/>
+          <w:i w:val="0"/>
+        </w:rPr>
+        <w:t>الدعوى:</w:t>
+      </w:r>
+    </w:p>
+    <w:p>
+      <w:pPr>
+        <w:jc w:val="right"/>
+        <w:bidi/>
+      </w:pPr>
+      <w:r>
+        <w:rPr>
+          <w:b w:val="0"/>
+          <w:i w:val="0"/>
+        </w:rPr>
+        <w:t>إن الحكم مبني على أمرين :</w:t>
+      </w:r>
+    </w:p>
+    <w:p>
+      <w:pPr>
+        <w:jc w:val="right"/>
+        <w:bidi/>
+      </w:pPr>
+      <w:r>
+        <w:rPr>
+          <w:b w:val="0"/>
+          <w:i w:val="0"/>
+        </w:rPr>
+        <w:t>الأمر الأول: قرائن عولت المحكمة عليها بأن عقد البيع الثابت فيه أن الثمن 120 مليون لا يعتد به</w:t>
+      </w:r>
+    </w:p>
+    <w:p>
+      <w:pPr>
+        <w:jc w:val="right"/>
+        <w:bidi/>
+      </w:pPr>
+      <w:r>
+        <w:rPr>
+          <w:b w:val="0"/>
+          <w:i w:val="0"/>
+        </w:rPr>
+        <w:t>ما هي القرائن؟ الإجابة: هي مجرد قرائن مستوحاة من دفوع مرسلة من الخصم والذي استطاع أن</w:t>
+      </w:r>
+    </w:p>
+    <w:p>
+      <w:pPr>
+        <w:jc w:val="right"/>
+        <w:bidi/>
+      </w:pPr>
+      <w:r>
+        <w:rPr>
+          <w:b w:val="0"/>
+          <w:i w:val="0"/>
+        </w:rPr>
+        <w:t>يوهم المحكمة بأن دفاع المدعى عليه متناقض تارة بالدفع بأن المدعى عليه لم يقدم عقد البيع إلا بعد</w:t>
+        <w:br/>
+        <w:t>فترة من نظر النزاع» وتارة بالزعم أن المورث كان فاقد الأهلية وقت البيع بحجة صدور حكم ولاية</w:t>
+      </w:r>
+    </w:p>
+    <w:p>
+      <w:pPr>
+        <w:jc w:val="right"/>
+        <w:bidi/>
+      </w:pPr>
+      <w:r>
+        <w:rPr>
+          <w:b w:val="0"/>
+          <w:i w:val="0"/>
+        </w:rPr>
+        <w:t>عليه في عام 1434ه.</w:t>
+      </w:r>
+    </w:p>
+    <w:p>
+      <w:pPr>
+        <w:jc w:val="right"/>
+        <w:bidi/>
+      </w:pPr>
+      <w:r>
+        <w:rPr>
+          <w:b w:val="0"/>
+          <w:i w:val="0"/>
+        </w:rPr>
+        <w:t>الأمر الثاني: استناد المحكمة على أن المدعى عليه لم يقدم ما يفيد سداد ديون على المورثء ولم</w:t>
+      </w:r>
+    </w:p>
+    <w:p>
+      <w:pPr>
+        <w:jc w:val="right"/>
+        <w:bidi/>
+      </w:pPr>
+      <w:r>
+        <w:rPr>
+          <w:b w:val="0"/>
+          <w:i w:val="0"/>
+        </w:rPr>
+        <w:t>ةلادلا تادنتسملاب اهديوزتل ىرخألا كونبلا وأ يزكرملا كنبلا ةبطاخم تضفرو .ىرخأ تامييقت مدقي</w:t>
+      </w:r>
+    </w:p>
+    <w:p>
+      <w:pPr>
+        <w:jc w:val="right"/>
+        <w:bidi/>
+      </w:pPr>
+      <w:r>
+        <w:rPr>
+          <w:b w:val="0"/>
+          <w:i w:val="0"/>
+        </w:rPr>
+        <w:t>على السدادء رغم تعذر ذلك في حينه على المدعى عليه نظراً لأن تلك المعامللات مضى. عليها أكثر</w:t>
+      </w:r>
+    </w:p>
+    <w:p>
+      <w:pPr>
+        <w:jc w:val="right"/>
+        <w:bidi/>
+      </w:pPr>
+      <w:r>
+        <w:rPr>
+          <w:b w:val="0"/>
+          <w:i w:val="0"/>
+        </w:rPr>
+        <w:t>من 10 سنوات.</w:t>
+      </w:r>
+    </w:p>
+    <w:p>
+      <w:pPr>
+        <w:jc w:val="right"/>
+        <w:bidi/>
+      </w:pPr>
+      <w:r>
+        <w:rPr>
+          <w:b w:val="0"/>
+          <w:i w:val="0"/>
+        </w:rPr>
+        <w:t>ويتضح مما سبق: أن المحكمة رفضت الاعتراف بعقد البيع وافترضت بدون دليل أن العقد ليس</w:t>
+      </w:r>
+    </w:p>
+    <w:p>
+      <w:pPr>
+        <w:jc w:val="right"/>
+        <w:bidi/>
+      </w:pPr>
+      <w:r>
+        <w:rPr>
+          <w:b w:val="0"/>
+          <w:i w:val="0"/>
+        </w:rPr>
+        <w:t>موقعاً من المورث وإنما التوقيع المنسوب للمورث هو توقيع وكيله» وتراجعت عن استكمال إجراءات</w:t>
+      </w:r>
+    </w:p>
+    <w:p>
+      <w:pPr>
+        <w:jc w:val="right"/>
+        <w:bidi/>
+      </w:pPr>
+      <w:r>
+        <w:rPr>
+          <w:b w:val="0"/>
+          <w:i w:val="0"/>
+        </w:rPr>
+        <w:t>الطعن بالتزويرء كما اعتبرت حكم الولاية في عام 1434ه أي بعد ثلاث سنوات من واقعة البيع قرينة</w:t>
+      </w:r>
+    </w:p>
+    <w:p>
+      <w:pPr>
+        <w:jc w:val="right"/>
+        <w:bidi/>
+      </w:pPr>
+      <w:r>
+        <w:rPr>
+          <w:b w:val="0"/>
+          <w:i w:val="0"/>
+        </w:rPr>
+        <w:t>على فقد أهلية المورث وقت التعاقد!! وبالمقابل افترضت أن البيع تم وأن الثمن العادل لنسبة 9/90</w:t>
+      </w:r>
+    </w:p>
+    <w:p>
+      <w:pPr>
+        <w:jc w:val="right"/>
+        <w:bidi/>
+      </w:pPr>
+      <w:r>
+        <w:rPr>
+          <w:b w:val="0"/>
+          <w:i w:val="0"/>
+        </w:rPr>
+        <w:t>من الحصص هو 335 مليون وأن كامل الثمن لم يسدد! !</w:t>
+      </w:r>
+    </w:p>
+    <w:p>
+      <w:pPr>
+        <w:jc w:val="right"/>
+        <w:bidi/>
+      </w:pPr>
+      <w:r>
+        <w:rPr>
+          <w:b w:val="0"/>
+          <w:i w:val="0"/>
+        </w:rPr>
+        <w:t>وترتيباً على ذلك: فإن إشكالية الحكم تنحصر في ثلاثة أمور وهي: صحة عقد البيع_وأنه تم توقيعه</w:t>
+      </w:r>
+    </w:p>
+    <w:p>
+      <w:pPr>
+        <w:jc w:val="right"/>
+        <w:bidi/>
+      </w:pPr>
+      <w:r>
+        <w:rPr>
+          <w:b w:val="0"/>
+          <w:i w:val="0"/>
+        </w:rPr>
+        <w:t>من المورثء؛ ومستندات السدادء والقيمة الحقيقية للشركة.</w:t>
+      </w:r>
+    </w:p>
+    <w:p>
+      <w:pPr>
+        <w:jc w:val="right"/>
+        <w:bidi/>
+      </w:pPr>
+      <w:r>
+        <w:rPr>
+          <w:b w:val="0"/>
+          <w:i w:val="0"/>
+        </w:rPr>
+        <w:t>علاقة المستندات المقدمة بالالتماس بتغيير وجه الحق في الدعوى:</w:t>
+      </w:r>
+    </w:p>
+    <w:p>
+      <w:pPr>
+        <w:jc w:val="right"/>
+        <w:bidi/>
+      </w:pPr>
+      <w:r>
+        <w:rPr>
+          <w:b w:val="0"/>
+          <w:i w:val="0"/>
+        </w:rPr>
+        <w:t>1 -مستندات السداد: قدمنا بمرفقات الالتماس مستندات مصرفية كدليل قاطع على قيام المشتري بسداد</w:t>
+      </w:r>
+    </w:p>
+    <w:p>
+      <w:pPr>
+        <w:jc w:val="right"/>
+        <w:bidi/>
+      </w:pPr>
+      <w:r>
+        <w:rPr>
+          <w:b w:val="0"/>
+          <w:i w:val="0"/>
+        </w:rPr>
+        <w:t>ديون على المورث من واقع شيكات وحوالات بنكية جميعها صادرة بتاريخ لاحق على .بيع</w:t>
+      </w:r>
+    </w:p>
+    <w:p>
+      <w:pPr>
+        <w:jc w:val="right"/>
+        <w:bidi/>
+      </w:pPr>
+      <w:r>
+        <w:rPr>
+          <w:b w:val="0"/>
+          <w:i w:val="0"/>
+        </w:rPr>
+        <w:t>الحصصء وتقترب من 50 مليون ريإل. ومستندات أخرى تفيد تحمل المشتري (المدعى عليه) نفقات</w:t>
+        <w:br/>
+        <w:t>معيشة المورث ونقات علاج ومصاريف طبية وجميعها لاحقة على تاريخ البيع وحتى وفاة المورث</w:t>
+      </w:r>
+    </w:p>
+    <w:p>
+      <w:pPr>
+        <w:jc w:val="right"/>
+        <w:bidi/>
+      </w:pPr>
+      <w:r>
+        <w:rPr>
+          <w:b w:val="0"/>
+          <w:i w:val="0"/>
+        </w:rPr>
+        <w:t>لمدة 7 سنوات كاملة بما يجاوز 12 مليؤن ربال» وهو ما يتفق مع البند خامساً من عقد البيع.</w:t>
+      </w:r>
+    </w:p>
+    <w:p>
+      <w:pPr>
+        <w:jc w:val="right"/>
+        <w:bidi/>
+      </w:pPr>
+      <w:r>
+        <w:rPr>
+          <w:b w:val="0"/>
+          <w:i w:val="0"/>
+        </w:rPr>
+        <w:t>علاوة على شيك بمبلغ 450,000 ريال رقم ( 000844) وتاريخ 2010/10/04 الموافق</w:t>
+      </w:r>
+    </w:p>
+    <w:p>
+      <w:pPr>
+        <w:jc w:val="right"/>
+        <w:bidi/>
+      </w:pPr>
+      <w:r>
+        <w:rPr>
+          <w:b w:val="0"/>
+          <w:i w:val="0"/>
+        </w:rPr>
+        <w:t>5 على حساب المورث بنك سامبا.</w:t>
+      </w:r>
+    </w:p>
+    <w:p>
+      <w:pPr>
+        <w:jc w:val="right"/>
+        <w:bidi/>
+      </w:pPr>
+      <w:r>
+        <w:rPr>
+          <w:b w:val="0"/>
+          <w:i w:val="0"/>
+        </w:rPr>
+        <w:t>2-صحة عقد البيع وثبوت توقيع المورث عليه: قدمنا بمرفقات الالتماس شهادات شهود مكتوبة -هم</w:t>
+        <w:br/>
+        <w:t>أنفسهم المدونة توقيعاتهم على عقد البيع مما ينفي أي شبهة -ولديهم استعداد للمثول أمام المحكمة.</w:t>
+      </w:r>
+    </w:p>
+    <w:p>
+      <w:pPr>
+        <w:pStyle w:val="Heading2"/>
+        <w:jc w:val="right"/>
+        <w:bidi/>
+      </w:pPr>
+      <w:r>
+        <w:t>صفحة 3</w:t>
+      </w:r>
+    </w:p>
+    <w:p>
+      <w:pPr>
+        <w:pStyle w:val="Heading2"/>
+        <w:jc w:val="right"/>
+        <w:bidi/>
+      </w:pPr>
+      <w:r>
+        <w:t>[نص الضبط / الحكم — المتن الفعلي] ===</w:t>
+        <w:br/>
+        <w:t>3-القيمة الحقيقية للشركة: قدمنا ضمن مرفقات الالتماس تقييم للشركات التي تخارج منها المورث</w:t>
+        <w:br/>
+        <w:t>وأحيلت إلى شركة أحمد زيني وأولاده وشركة أحمد زيني التجارية ومحضر اجتماع التخارج والذي</w:t>
+        <w:br/>
+        <w:t>.ةيقيقحلا تاكرشلا هذه ميق ىلع دكؤي</w:t>
+      </w:r>
+    </w:p>
+    <w:p>
+      <w:pPr>
+        <w:jc w:val="right"/>
+        <w:bidi/>
+      </w:pPr>
+      <w:r>
+        <w:rPr>
+          <w:b w:val="0"/>
+          <w:i w:val="0"/>
+        </w:rPr>
+        <w:t>أدلة من واقع نظام المعاملات المدنية:</w:t>
+      </w:r>
+    </w:p>
+    <w:p>
+      <w:pPr>
+        <w:jc w:val="right"/>
+        <w:bidi/>
+      </w:pPr>
+      <w:r>
+        <w:rPr>
+          <w:b w:val="0"/>
+          <w:i w:val="0"/>
+        </w:rPr>
+        <w:t>المادة(47) كل شخص أهلٌ للتصرف؛ ما لم يكن عديم الأهلية أو ناقصها بمقتضى نص نظامي.</w:t>
+        <w:br/>
+        <w:t>المادة (69) الغبن زيادة العوض أو نقصه قدراً خارجاً عن المعتاد. ويُرجع في تحديد الغبن إلى</w:t>
+        <w:br/>
+        <w:t>العرف. ليس للمتعاقد طلب إبطال العقد لمجرد الغبن إلا في مال عديم الأهلية وناقصها وما تقضي به</w:t>
+        <w:br/>
+        <w:t>النصوص النظامية» وللمتعاقد الآخر توقي الإبطال إذا قدم ما تراه المحكمة كافياً لرفع الغبن.</w:t>
+      </w:r>
+    </w:p>
+    <w:p>
+      <w:pPr>
+        <w:jc w:val="right"/>
+        <w:bidi/>
+      </w:pPr>
+      <w:r>
+        <w:rPr>
+          <w:b w:val="0"/>
+          <w:i w:val="0"/>
+        </w:rPr>
+        <w:t>المادة (78) نصت على أن:" يسقط الحق في طلب إبطال العقد بالإجازة الصريحة أو الضيمنية إذا</w:t>
+        <w:br/>
+        <w:t>صدرت ممن له هذا الحقء» وإذا أجاز العقد استندت الإجازة إلى وقت إبرامه.</w:t>
+      </w:r>
+    </w:p>
+    <w:p>
+      <w:pPr>
+        <w:jc w:val="right"/>
+        <w:bidi/>
+      </w:pPr>
+      <w:r>
+        <w:rPr>
+          <w:b w:val="0"/>
+          <w:i w:val="0"/>
+        </w:rPr>
+        <w:t>ملاحظات مهمة يلزم التأكيد عليها:</w:t>
+      </w:r>
+    </w:p>
+    <w:p>
+      <w:pPr>
+        <w:jc w:val="right"/>
+        <w:bidi/>
+      </w:pPr>
+      <w:r>
+        <w:rPr>
+          <w:b w:val="0"/>
+          <w:i w:val="0"/>
+        </w:rPr>
+        <w:t>إذا كانت المحكمة عولت على قزائن ودفوع مرسلة من المدعين لدينا ما يؤكد عدم صحتهاء بل</w:t>
+        <w:br/>
+        <w:t>وقرائن أخرى تغاضت عنها المحكمة ونوضحها فيما يلي:</w:t>
+      </w:r>
+    </w:p>
+    <w:p>
+      <w:pPr>
+        <w:jc w:val="right"/>
+        <w:bidi/>
+      </w:pPr>
+      <w:r>
+        <w:rPr>
+          <w:b w:val="0"/>
+          <w:i w:val="0"/>
+        </w:rPr>
+        <w:t>أ-اجتهاد المحكمة بأخذها بقرينة فقد الآهلية تاسيسا على حكم ولاية عام 1434ه مردود عليه بحجة</w:t>
+        <w:br/>
+        <w:t>نيب ةدجب ةيصخشلا لاوحألا ةمكحمب فانئتسالا ةمكحم نم رداص يئاضق مكح اهردصم ةيئاضق</w:t>
+        <w:br/>
+        <w:t>ذات الخصومء في عام 1442ه واستند فيه الحكم إلى صحة.وسلامة أهلية المورث وقت إثبات وصية</w:t>
+        <w:br/>
+        <w:t>له عام 1432» وأنه لا عبرة بالحكم الجديد الصادر بالولاية في عام 1434ه» و ملخص تسبيب</w:t>
+        <w:br/>
+        <w:t>كلذكو ...ةربتعملا اهتيجح اهل ةيعرشلا رئاودلا نم ةرداصلا كوكصلا نأ " :هيلإ راشملا مكحلا</w:t>
+        <w:br/>
+        <w:t>صكوك كتابة العدل» وأن المكاتبة بين وزير العدل ووزير الصحة بشأن صحة التقرير الصادر من</w:t>
+        <w:br/>
+        <w:t>مستشفى ... الذي يُعد حاسماً في موضوع الوصية»؛ وأما ما ورد بشأن إفادة اثنين من القضاة الذين</w:t>
+        <w:br/>
+        <w:t>نظروا في موضوع أهلية الموصي فإن إفادات القضاة لم تكن صريحة في الموضوع ويؤيد ذلك أن</w:t>
+        <w:br/>
+        <w:t>-ةيضاملا ءايشألل كردم ريغو ةليلق ءايشأل كردم يصوملا نأب دافأ يذلا- ناديحللا ميهاربإ يضاقلا</w:t>
+        <w:br/>
+        <w:t>هو القاضي الذي حكم برد طلب إقامة ولي على الموصي بعد ورود التقريرء ولو كان يرى أنه</w:t>
+        <w:br/>
+        <w:t>قاصر لما جاز له الحكم بذلك.</w:t>
+      </w:r>
+    </w:p>
+    <w:p>
+      <w:pPr>
+        <w:jc w:val="right"/>
+        <w:bidi/>
+      </w:pPr>
+      <w:r>
+        <w:rPr>
+          <w:b w:val="0"/>
+          <w:i w:val="0"/>
+        </w:rPr>
+        <w:t>ب- أن المدعي (عدنان) كان موجوداً بالشركة بعد واقعة الشراء وتملك المدعى عليه الحصة الأكبر</w:t>
+        <w:br/>
+        <w:t>في شركة أحمد زيني التجارية بنسبة (90 90 - حصة والده) ولمدة سنتين لاحقتين» ولم يبد أي</w:t>
+        <w:br/>
+        <w:t>اعتراض بشأن ملكية المدعى عليه لحصص والده؛ بل قام المدعي بالتخارج من الشركة عام 1433ه</w:t>
+        <w:br/>
+        <w:t>وبيع حصصه للمدعى عليه والتوقيع على قرار الشركاء بتعديل عقد تأسيس شركة أحمد زيني</w:t>
+      </w:r>
+    </w:p>
+    <w:p>
+      <w:pPr>
+        <w:pStyle w:val="Heading2"/>
+        <w:jc w:val="right"/>
+        <w:bidi/>
+      </w:pPr>
+      <w:r>
+        <w:t>[بيانات الأطراف: المدعي / المدعى عليه / الحاضرون] ===</w:t>
+        <w:br/>
+        <w:t>التجارية - محل الذعوى- والثابت فى مقدمته ملكية المدعى عليه لكامل حصة المورث.</w:t>
+      </w:r>
+    </w:p>
+    <w:p>
+      <w:pPr>
+        <w:pStyle w:val="Heading2"/>
+        <w:jc w:val="right"/>
+        <w:bidi/>
+      </w:pPr>
+      <w:r>
+        <w:t>[نص الضبط / الحكم — المتن الفعلي] ===</w:t>
+        <w:br/>
+        <w:t>ج-يبدو تناقض وتدليس المدعي في الاحتجاج بالغبن في بيع حصة مورثه بقرينة الشك في القيمة</w:t>
+        <w:br/>
+        <w:t>ةصح عيبب ءاكرشلا رارقب تباثلا نع فلتخت نويلم 120 يهو ءارشلل ةيلعفلا ةميقلا نأب هلالدتساو</w:t>
+        <w:br/>
+        <w:t>مورثه بالقيمة الاسمية» في حين أن المدعي نفسه وباقي الشركاء باعوا حصصهم بموجب اتفاق</w:t>
+        <w:br/>
+        <w:t>(185/17/2) ةيضقلاب ملاظملا ناويدب (17) مقر .ةيراجتلا ةرئادلاب مهنيب تبثملاو ررحملا حلص</w:t>
+        <w:br/>
+        <w:t>وتاريخ 1432/12/02ه على مبلغ 170 مليون و عند تحرير قرار الشركاء بما يفيد هذا التنازل أقر</w:t>
+      </w:r>
+    </w:p>
+    <w:p>
+      <w:pPr>
+        <w:pStyle w:val="Heading2"/>
+        <w:jc w:val="right"/>
+        <w:bidi/>
+      </w:pPr>
+      <w:r>
+        <w:t>[بيانات الأطراف: المدعي / المدعى عليه / الحاضرون] ===</w:t>
+        <w:br/>
+        <w:t>أن البيع تم بالقيمة الاسمية.</w:t>
+      </w:r>
+    </w:p>
+    <w:p>
+      <w:pPr>
+        <w:pStyle w:val="Heading2"/>
+        <w:jc w:val="right"/>
+        <w:bidi/>
+      </w:pPr>
+      <w:r>
+        <w:t>صفحة 4</w:t>
+      </w:r>
+    </w:p>
+    <w:p>
+      <w:pPr>
+        <w:pStyle w:val="Heading2"/>
+        <w:jc w:val="right"/>
+        <w:bidi/>
+      </w:pPr>
+      <w:r>
+        <w:t>[نص الضبط / الحكم — المتن الفعلي] ===</w:t>
+        <w:br/>
+        <w:t>د-أن المورث نفسه بتاريخ 1431/09/20ه أي_بذات يوم تاريخ بيع الحصص حضر بنفسه لدى</w:t>
+        <w:br/>
+        <w:t>كتابة العدل» وحرر_وكالة للمدعى عليه _ مما يؤكد على سلامة أهليته وفقأ لنظام_كتابة العدل</w:t>
+        <w:br/>
+        <w:t>والمبادئ القضائية المستقرة. وهو ما ينفى أي قرينة على فقد أهليته. إذ لا مجال للأخذ بالقرينة</w:t>
+        <w:br/>
+        <w:t>فى ظل وجود دليل كتابي موثق على سلامة الأهلية. يعزز ذلك ويؤكدة أن المورث نفسه حضر</w:t>
+        <w:br/>
+        <w:t>بشخصه أكثر من_مرة لدى_كتابة_العدل منها بتاريخ 1431/10/09ه - 1431/10/19ه لإلغاء</w:t>
+        <w:br/>
+        <w:t>!!ةيلهألا دقفب معزلا كلذك لاحلاو فيكف (ناندع) ىعدملل اهررح تالاكو</w:t>
+      </w:r>
+    </w:p>
+    <w:p>
+      <w:pPr>
+        <w:jc w:val="right"/>
+        <w:bidi/>
+      </w:pPr>
+      <w:r>
+        <w:rPr>
+          <w:b w:val="0"/>
+          <w:i w:val="0"/>
+        </w:rPr>
+        <w:t>ه-أن المورث تاجر كبير ولديه الخبرة ومثله لا يغبن وهذا ما استقرت عليه المبادئ القضائية.</w:t>
+      </w:r>
+    </w:p>
+    <w:p>
+      <w:pPr>
+        <w:jc w:val="right"/>
+        <w:bidi/>
+      </w:pPr>
+      <w:r>
+        <w:rPr>
+          <w:b w:val="0"/>
+          <w:i w:val="0"/>
+        </w:rPr>
+        <w:t>و-أن علاقة الأبوة محل اعتبار في التعاقد والثابت أن المشتري (المدعى عليه) هو من يتولى إدارة</w:t>
+        <w:br/>
+        <w:t>جميع أموال وشركات المورثء بل أن المورث عينه وصي على وصيته ومسؤول عن إنفاذ أوقافه</w:t>
+        <w:br/>
+        <w:t>ًاعرش ةربتعملا لئاسملا نم ةروجأملا ةلاكولاف «لباقم نودب نوكت نأ نكمي ال تايلوؤسم يهو</w:t>
+        <w:br/>
+        <w:t>ونظاماً. ومن المنطقي أن يحاسب المورث ولده عن تلك الأعمال.</w:t>
+      </w:r>
+    </w:p>
+    <w:p>
+      <w:pPr>
+        <w:jc w:val="right"/>
+        <w:bidi/>
+      </w:pPr>
+      <w:r>
+        <w:rPr>
+          <w:b w:val="0"/>
+          <w:i w:val="0"/>
+        </w:rPr>
+        <w:t>لما كان ما تقدم: وحيث أن الثابت نظاماً أنه ليس للمتعاقد طلب إبطال العقد لمجرد الغبن إلا في مال</w:t>
+        <w:br/>
+        <w:t>عديم الأهلية وناقصهاء ولا يوجد دليل:على أن المورث كان عديم أو ناقص الأهلية وقت عقد البيع</w:t>
+        <w:br/>
+        <w:t>بل إن تحريره بنفسه وكالة شرعية موثقة بذات تاريخ التعاقد دليل قاطع على سلامة الأهلية» سيما</w:t>
+        <w:br/>
+        <w:t>وأن مجلس العقد مشهود عليه بحضور الشهود أنفسهم ولدينا شهادة مكتوبة منهم. علاوة على مثول</w:t>
+        <w:br/>
+        <w:t>المورث بشخصه أكثر من مرة لدى كتابة العقد لفسخ وكالاته لعدنان وجميعها في تواريخ لاحقة على</w:t>
+        <w:br/>
+        <w:t>عقد البيع» وهو الأمر الذي يؤكد على سلامة أهليته» ومن ثم يكون نظر الغبن في الثمن بالأساس في</w:t>
+        <w:br/>
+        <w:t>غير محله.</w:t>
       </w:r>
     </w:p>
     <w:sectPr>

--- a/zaini_case_audit_output/outputs/word/documents/075_مذكرة التماس الحاقية في 8-8-1445 ـ على الحكم النهائي ـ دائرة الاستئناف الثانية ض.docx
+++ b/zaini_case_audit_output/outputs/word/documents/075_مذكرة التماس الحاقية في 8-8-1445 ـ على الحكم النهائي ـ دائرة الاستئناف الثانية ض.docx
@@ -85,7 +85,7 @@
         <w:bidi/>
       </w:pPr>
       <w:r>
-        <w:t>[نص الضبط / الحكم — المتن الفعلي] ===</w:t>
+        <w:t>[المتن الفعلي: الوقائع / الأسباب / المنطوق] ===</w:t>
         <w:br/>
         <w:t>السلام عليكم ورحمه الله وبركاته»: وبعد</w:t>
         <w:br/>
@@ -94,20 +94,29 @@
         <w:t>الثانية بالمحكمة التجارية بجدة بموجب الصك رقم( 4530241622) بتاريخ 1445/03/13ه</w:t>
         <w:br/>
         <w:t>والمقدم من الملتمس/أسامة زيني ضد الملتمس ضدهم وهما شقيقه عدنان ووالدته عاتقة</w:t>
+      </w:r>
+    </w:p>
+    <w:p>
+      <w:pPr>
+        <w:pStyle w:val="Heading2"/>
+        <w:jc w:val="right"/>
+        <w:bidi/>
+      </w:pPr>
+      <w:r>
+        <w:t>[الطلبات / المرفقات] ===</w:t>
         <w:br/>
         <w:t>إشارة لموضوع الدعوى والحكم الصادر فيها والمذكور أعلاه ودواعي الالتماس» ومرفقاته ودلالتهاء</w:t>
       </w:r>
     </w:p>
     <w:p>
       <w:pPr>
+        <w:pStyle w:val="Heading2"/>
         <w:jc w:val="right"/>
         <w:bidi/>
       </w:pPr>
       <w:r>
-        <w:rPr>
-          <w:b w:val="0"/>
-          <w:i w:val="0"/>
-        </w:rPr>
+        <w:t>[المتن الفعلي: الوقائع / الأسباب / المنطوق] ===</w:t>
+        <w:br/>
         <w:t>ونوجزها في الآتي:</w:t>
       </w:r>
     </w:p>
@@ -169,7 +178,7 @@
         <w:bidi/>
       </w:pPr>
       <w:r>
-        <w:t>[نص الضبط / الحكم — المتن الفعلي] ===</w:t>
+        <w:t>[المتن الفعلي: الوقائع / الأسباب / المنطوق] ===</w:t>
         <w:br/>
         <w:t>الأمر الأول: أن هناك عقد بيع بثمن 120 مليون محرر عام 1431ه وموقع من المورث نفسه</w:t>
       </w:r>
@@ -301,7 +310,7 @@
         <w:bidi/>
       </w:pPr>
       <w:r>
-        <w:t>[نص الضبط / الحكم — المتن الفعلي] ===</w:t>
+        <w:t>[المتن الفعلي: الوقائع / الأسباب / المنطوق] ===</w:t>
         <w:br/>
         <w:t>الأمر الأول: اتخاذهم من تقرير أبو غزالة المقدم في دعوى أخرى قرينة على أن تقييم حصص</w:t>
       </w:r>
@@ -469,7 +478,7 @@
         <w:bidi/>
       </w:pPr>
       <w:r>
-        <w:t>[نص الضبط / الحكم — المتن الفعلي] ===</w:t>
+        <w:t>[المتن الفعلي: الوقائع / الأسباب / المنطوق] ===</w:t>
         <w:br/>
         <w:t>3- أن طلب المدعى عليه(الكتابة للبنك المركزي والبنوك ذات العلاقة لأجل تقديم الدليل على</w:t>
         <w:br/>
@@ -495,7 +504,7 @@
         <w:bidi/>
       </w:pPr>
       <w:r>
-        <w:t>[نص الضبط / الحكم — المتن الفعلي] ===</w:t>
+        <w:t>[المتن الفعلي: الوقائع / الأسباب / المنطوق] ===</w:t>
         <w:br/>
         <w:t>5- أن دفع المدعى عليه(الملتمس) بأن تقرير أبو غزالة المستأنس به تضمن تقييم الشركة بمبلغ</w:t>
         <w:br/>
@@ -770,27 +779,25 @@
     </w:p>
     <w:p>
       <w:pPr>
+        <w:pStyle w:val="Heading2"/>
         <w:jc w:val="right"/>
         <w:bidi/>
       </w:pPr>
       <w:r>
-        <w:rPr>
-          <w:b w:val="0"/>
-          <w:i w:val="0"/>
-        </w:rPr>
+        <w:t>[الطلبات / المرفقات] ===</w:t>
+        <w:br/>
         <w:t>1 -مستندات السداد: قدمنا بمرفقات الالتماس مستندات مصرفية كدليل قاطع على قيام المشتري بسداد</w:t>
       </w:r>
     </w:p>
     <w:p>
       <w:pPr>
+        <w:pStyle w:val="Heading2"/>
         <w:jc w:val="right"/>
         <w:bidi/>
       </w:pPr>
       <w:r>
-        <w:rPr>
-          <w:b w:val="0"/>
-          <w:i w:val="0"/>
-        </w:rPr>
+        <w:t>[المتن الفعلي: الوقائع / الأسباب / المنطوق] ===</w:t>
+        <w:br/>
         <w:t>ديون على المورث من واقع شيكات وحوالات بنكية جميعها صادرة بتاريخ لاحق على .بيع</w:t>
       </w:r>
     </w:p>
@@ -850,15 +857,24 @@
     </w:p>
     <w:p>
       <w:pPr>
+        <w:pStyle w:val="Heading2"/>
         <w:jc w:val="right"/>
         <w:bidi/>
       </w:pPr>
       <w:r>
-        <w:rPr>
-          <w:b w:val="0"/>
-          <w:i w:val="0"/>
-        </w:rPr>
+        <w:t>[الطلبات / المرفقات] ===</w:t>
+        <w:br/>
         <w:t>2-صحة عقد البيع وثبوت توقيع المورث عليه: قدمنا بمرفقات الالتماس شهادات شهود مكتوبة -هم</w:t>
+      </w:r>
+    </w:p>
+    <w:p>
+      <w:pPr>
+        <w:pStyle w:val="Heading2"/>
+        <w:jc w:val="right"/>
+        <w:bidi/>
+      </w:pPr>
+      <w:r>
+        <w:t>[المتن الفعلي: الوقائع / الأسباب / المنطوق] ===</w:t>
         <w:br/>
         <w:t>أنفسهم المدونة توقيعاتهم على عقد البيع مما ينفي أي شبهة -ولديهم استعداد للمثول أمام المحكمة.</w:t>
       </w:r>
@@ -880,9 +896,19 @@
         <w:bidi/>
       </w:pPr>
       <w:r>
-        <w:t>[نص الضبط / الحكم — المتن الفعلي] ===</w:t>
+        <w:t>[الطلبات / المرفقات] ===</w:t>
         <w:br/>
         <w:t>3-القيمة الحقيقية للشركة: قدمنا ضمن مرفقات الالتماس تقييم للشركات التي تخارج منها المورث</w:t>
+      </w:r>
+    </w:p>
+    <w:p>
+      <w:pPr>
+        <w:pStyle w:val="Heading2"/>
+        <w:jc w:val="right"/>
+        <w:bidi/>
+      </w:pPr>
+      <w:r>
+        <w:t>[المتن الفعلي: الوقائع / الأسباب / المنطوق] ===</w:t>
         <w:br/>
         <w:t>وأحيلت إلى شركة أحمد زيني وأولاده وشركة أحمد زيني التجارية ومحضر اجتماع التخارج والذي</w:t>
         <w:br/>
@@ -983,8 +1009,28 @@
         <w:t>له عام 1432» وأنه لا عبرة بالحكم الجديد الصادر بالولاية في عام 1434ه» و ملخص تسبيب</w:t>
         <w:br/>
         <w:t>كلذكو ...ةربتعملا اهتيجح اهل ةيعرشلا رئاودلا نم ةرداصلا كوكصلا نأ " :هيلإ راشملا مكحلا</w:t>
+      </w:r>
+    </w:p>
+    <w:p>
+      <w:pPr>
+        <w:pStyle w:val="Heading2"/>
+        <w:jc w:val="right"/>
+        <w:bidi/>
+      </w:pPr>
+      <w:r>
+        <w:t>[المُرسَل إليه / المخاطَب والتحية] ===</w:t>
         <w:br/>
         <w:t>صكوك كتابة العدل» وأن المكاتبة بين وزير العدل ووزير الصحة بشأن صحة التقرير الصادر من</w:t>
+      </w:r>
+    </w:p>
+    <w:p>
+      <w:pPr>
+        <w:pStyle w:val="Heading2"/>
+        <w:jc w:val="right"/>
+        <w:bidi/>
+      </w:pPr>
+      <w:r>
+        <w:t>[المتن الفعلي: الوقائع / الأسباب / المنطوق] ===</w:t>
         <w:br/>
         <w:t>مستشفى ... الذي يُعد حاسماً في موضوع الوصية»؛ وأما ما ورد بشأن إفادة اثنين من القضاة الذين</w:t>
         <w:br/>
@@ -1035,7 +1081,7 @@
         <w:bidi/>
       </w:pPr>
       <w:r>
-        <w:t>[نص الضبط / الحكم — المتن الفعلي] ===</w:t>
+        <w:t>[المتن الفعلي: الوقائع / الأسباب / المنطوق] ===</w:t>
         <w:br/>
         <w:t>ج-يبدو تناقض وتدليس المدعي في الاحتجاج بالغبن في بيع حصة مورثه بقرينة الشك في القيمة</w:t>
         <w:br/>
@@ -1077,7 +1123,7 @@
         <w:bidi/>
       </w:pPr>
       <w:r>
-        <w:t>[نص الضبط / الحكم — المتن الفعلي] ===</w:t>
+        <w:t>[المتن الفعلي: الوقائع / الأسباب / المنطوق] ===</w:t>
         <w:br/>
         <w:t>د-أن المورث نفسه بتاريخ 1431/09/20ه أي_بذات يوم تاريخ بيع الحصص حضر بنفسه لدى</w:t>
         <w:br/>
@@ -1119,7 +1165,7 @@
         <w:br/>
         <w:t>جميع أموال وشركات المورثء بل أن المورث عينه وصي على وصيته ومسؤول عن إنفاذ أوقافه</w:t>
         <w:br/>
-        <w:t>ًاعرش ةربتعملا لئاسملا نم ةروجأملا ةلاكولاف «لباقم نودب نوكت نأ نكمي ال تايلوؤسم يهو</w:t>
+        <w:t>وهي مسؤوليات لا يمكن أن تكون بدون مقابل» فالوكالة المأجورة من المسائل المعتبرة شرعاً</w:t>
         <w:br/>
         <w:t>ونظاماً. ومن المنطقي أن يحاسب المورث ولده عن تلك الأعمال.</w:t>
       </w:r>

--- a/zaini_case_audit_output/outputs/word/documents/075_مذكرة التماس الحاقية في 8-8-1445 ـ على الحكم النهائي ـ دائرة الاستئناف الثانية ض.docx
+++ b/zaini_case_audit_output/outputs/word/documents/075_مذكرة التماس الحاقية في 8-8-1445 ـ على الحكم النهائي ـ دائرة الاستئناف الثانية ض.docx
@@ -51,20 +51,6 @@
           <w:i/>
         </w:rPr>
         <w:t>[مخرج آلي / Script Output - سماوي]  [مخرج آلي يحتاج مراجعة بشرية - وردي]</w:t>
-      </w:r>
-    </w:p>
-    <w:p>
-      <w:pPr>
-        <w:jc w:val="right"/>
-        <w:bidi/>
-      </w:pPr>
-      <w:r>
-        <w:rPr>
-          <w:b w:val="0"/>
-          <w:i/>
-          <w:color w:val="C00000"/>
-        </w:rPr>
-        <w:t>[نص ممسوح OCR صُحِّح ترتيبه آلياً — قد يحتوي أخطاء طفيفة]</w:t>
       </w:r>
     </w:p>
     <w:p/>
@@ -208,7 +194,7 @@
         </w:rPr>
         <w:t>أجزاء (88 مليون خصمها المورث في خينه كمستحقات في ذمته لصالح المشتري وهي مقابل أجر</w:t>
         <w:br/>
-        <w:t>نويلم -12 ةرادإلا لامعأ نع ةأفاكمو اماع نوثالث :ةدمل ثروملا تاكرش عيمجل يرتشملا ةرادإ</w:t>
+        <w:t>إدارة المشتري لجميع شركات المورث لمدة: ثلاثون عاما ومكافأة عن أعمال الإدارة -12 مليون</w:t>
         <w:br/>
         <w:t>يتحملها المشتري وموزعة على عشر سنوات عن طريق التزامه بجميع نفقات معيشة المورث ولوازم</w:t>
       </w:r>
@@ -223,7 +209,7 @@
           <w:b w:val="0"/>
           <w:i w:val="0"/>
         </w:rPr>
-        <w:t>.(تاونس رشع ةدمل طاسقأ ىلع ثروملل يرتشملا اهددسي نويلم -20 ةرسآلا</w:t>
+        <w:t>الآسرة -20 مليون يسددها المشتري للمورث على أقساط لمدة عشر سنوات).</w:t>
       </w:r>
     </w:p>
     <w:p>
@@ -364,7 +350,7 @@
           <w:b w:val="0"/>
           <w:i w:val="0"/>
         </w:rPr>
-        <w:t>.ةيلهألا</w:t>
+        <w:t>الأهلية.</w:t>
       </w:r>
     </w:p>
     <w:p>
@@ -433,7 +419,7 @@
         <w:br/>
         <w:t>على ذلك كيل عنه (المدعى عليه) كما أن القرائن احتفت بأن المورث وقت البيع كان فاقد</w:t>
         <w:br/>
-        <w:t>.كردم ريغو ةيلهألا</w:t>
+        <w:t>الأهلية وغير مدرك.</w:t>
       </w:r>
     </w:p>
     <w:p>
@@ -510,9 +496,9 @@
         <w:br/>
         <w:t>1 ربررباإل كما هو ثابت في تقريره المبدئيء لا يعتد به لأن التقرير النهائي تضمن أن</w:t>
         <w:br/>
-        <w:t>لاني الو لاير 757.931,368 وه تازواجتلا رثأل ةفاضإلاب ةيرتفدلا ءاكرشلا قوقح يلامجإ</w:t>
+        <w:t>إجمالي حقوق الشركاء الدفترية بالإضافة لأثر التجاوزات هو 368,757.931 ريال ولا ينال</w:t>
         <w:br/>
-        <w:t>مييقتلا نيب قرفلا يف رظنلل ةلازغ وبأ ءاعدتسا نع يرادإلا ءاضقلا ةمكحم عجارت كلذ نم</w:t>
+        <w:t>من ذلك تراجع محكمة القضاء الإداري عن استدعاء أبو غزالة للنظر في الفرق بين التقييم</w:t>
       </w:r>
     </w:p>
     <w:p>
@@ -525,7 +511,7 @@
           <w:b w:val="0"/>
           <w:i w:val="0"/>
         </w:rPr>
-        <w:t>.يئاهنلاو يئدبملا</w:t>
+        <w:t>المبدئي والنهائي.</w:t>
       </w:r>
     </w:p>
     <w:p>
@@ -644,7 +630,7 @@
           <w:b w:val="0"/>
           <w:i w:val="0"/>
         </w:rPr>
-        <w:t>ةلادلا تادنتسملاب اهديوزتل ىرخألا كونبلا وأ يزكرملا كنبلا ةبطاخم تضفرو .ىرخأ تامييقت مدقي</w:t>
+        <w:t>يقدم تقييمات أخرى. ورفضت مخاطبة البنك المركزي أو البنوك الأخرى لتزويدها بالمستندات الدالة</w:t>
       </w:r>
     </w:p>
     <w:p>
@@ -912,7 +898,7 @@
         <w:br/>
         <w:t>وأحيلت إلى شركة أحمد زيني وأولاده وشركة أحمد زيني التجارية ومحضر اجتماع التخارج والذي</w:t>
         <w:br/>
-        <w:t>.ةيقيقحلا تاكرشلا هذه ميق ىلع دكؤي</w:t>
+        <w:t>يؤكد على قيم هذه الشركات الحقيقية.</w:t>
       </w:r>
     </w:p>
     <w:p>
@@ -1002,13 +988,13 @@
         </w:rPr>
         <w:t>أ-اجتهاد المحكمة بأخذها بقرينة فقد الآهلية تاسيسا على حكم ولاية عام 1434ه مردود عليه بحجة</w:t>
         <w:br/>
-        <w:t>نيب ةدجب ةيصخشلا لاوحألا ةمكحمب فانئتسالا ةمكحم نم رداص يئاضق مكح اهردصم ةيئاضق</w:t>
+        <w:t>قضائية مصدرها حكم قضائي صادر من محكمة الاستئناف بمحكمة الأحوال الشخصية بجدة بين</w:t>
         <w:br/>
         <w:t>ذات الخصومء في عام 1442ه واستند فيه الحكم إلى صحة.وسلامة أهلية المورث وقت إثبات وصية</w:t>
         <w:br/>
         <w:t>له عام 1432» وأنه لا عبرة بالحكم الجديد الصادر بالولاية في عام 1434ه» و ملخص تسبيب</w:t>
         <w:br/>
-        <w:t>كلذكو ...ةربتعملا اهتيجح اهل ةيعرشلا رئاودلا نم ةرداصلا كوكصلا نأ " :هيلإ راشملا مكحلا</w:t>
+        <w:t>الحكم المشار إليه: " أن الصكوك الصادرة من الدوائر الشرعية لها حجيتها المعتبرة... وكذلك</w:t>
       </w:r>
     </w:p>
     <w:p>
@@ -1036,7 +1022,7 @@
         <w:br/>
         <w:t>نظروا في موضوع أهلية الموصي فإن إفادات القضاة لم تكن صريحة في الموضوع ويؤيد ذلك أن</w:t>
         <w:br/>
-        <w:t>-ةيضاملا ءايشألل كردم ريغو ةليلق ءايشأل كردم يصوملا نأب دافأ يذلا- ناديحللا ميهاربإ يضاقلا</w:t>
+        <w:t>القاضي إبراهيم اللحيدان -الذي أفاد بأن الموصي مدرك لأشياء قليلة وغير مدرك للأشياء الماضية-</w:t>
         <w:br/>
         <w:t>هو القاضي الذي حكم برد طلب إقامة ولي على الموصي بعد ورود التقريرء ولو كان يرى أنه</w:t>
         <w:br/>
@@ -1085,11 +1071,11 @@
         <w:br/>
         <w:t>ج-يبدو تناقض وتدليس المدعي في الاحتجاج بالغبن في بيع حصة مورثه بقرينة الشك في القيمة</w:t>
         <w:br/>
-        <w:t>ةصح عيبب ءاكرشلا رارقب تباثلا نع فلتخت نويلم 120 يهو ءارشلل ةيلعفلا ةميقلا نأب هلالدتساو</w:t>
+        <w:t>واستدلاله بأن القيمة الفعلية للشراء وهي 120 مليون تختلف عن الثابت بقرار الشركاء ببيع حصة</w:t>
         <w:br/>
         <w:t>مورثه بالقيمة الاسمية» في حين أن المدعي نفسه وباقي الشركاء باعوا حصصهم بموجب اتفاق</w:t>
         <w:br/>
-        <w:t>(185/17/2) ةيضقلاب ملاظملا ناويدب (17) مقر .ةيراجتلا ةرئادلاب مهنيب تبثملاو ررحملا حلص</w:t>
+        <w:t>صلح المحرر والمثبت بينهم بالدائرة التجارية. رقم (17) بديوان المظالم بالقضية (185/17/2)</w:t>
         <w:br/>
         <w:t>وتاريخ 1432/12/02ه على مبلغ 170 مليون و عند تحرير قرار الشركاء بما يفيد هذا التنازل أقر</w:t>
       </w:r>
@@ -1135,7 +1121,7 @@
         <w:br/>
         <w:t>بشخصه أكثر من_مرة لدى_كتابة_العدل منها بتاريخ 1431/10/09ه - 1431/10/19ه لإلغاء</w:t>
         <w:br/>
-        <w:t>!!ةيلهألا دقفب معزلا كلذك لاحلاو فيكف (ناندع) ىعدملل اهررح تالاكو</w:t>
+        <w:t>وكالات حررها للمدعى (عدنان) فكيف والحال كذلك الزعم بفقد الأهلية!!</w:t>
       </w:r>
     </w:p>
     <w:p>
